--- a/reports/rapport__groupe10.docx
+++ b/reports/rapport__groupe10.docx
@@ -74,12 +74,6 @@
         <w:gridCol w:w="6438"/>
       </w:tblGrid>
       <w:tr>
-        <w:tblPrEx>
-          <w:tblCellMar>
-            <w:top w:w="0" w:type="dxa"/>
-            <w:bottom w:w="0" w:type="dxa"/>
-          </w:tblCellMar>
-        </w:tblPrEx>
         <w:tc>
           <w:tcPr>
             <w:tcW w:w="3200" w:type="dxa"/>
@@ -116,18 +110,12 @@
               <w:t xml:space="preserve">Groupe </w:t>
             </w:r>
             <w:r>
-              <w:t>4</w:t>
+              <w:t>10</w:t>
             </w:r>
           </w:p>
         </w:tc>
       </w:tr>
       <w:tr>
-        <w:tblPrEx>
-          <w:tblCellMar>
-            <w:top w:w="0" w:type="dxa"/>
-            <w:bottom w:w="0" w:type="dxa"/>
-          </w:tblCellMar>
-        </w:tblPrEx>
         <w:tc>
           <w:tcPr>
             <w:tcW w:w="3200" w:type="dxa"/>
@@ -173,12 +161,6 @@
         </w:tc>
       </w:tr>
       <w:tr>
-        <w:tblPrEx>
-          <w:tblCellMar>
-            <w:top w:w="0" w:type="dxa"/>
-            <w:bottom w:w="0" w:type="dxa"/>
-          </w:tblCellMar>
-        </w:tblPrEx>
         <w:tc>
           <w:tcPr>
             <w:tcW w:w="3200" w:type="dxa"/>
@@ -218,12 +200,6 @@
         </w:tc>
       </w:tr>
       <w:tr>
-        <w:tblPrEx>
-          <w:tblCellMar>
-            <w:top w:w="0" w:type="dxa"/>
-            <w:bottom w:w="0" w:type="dxa"/>
-          </w:tblCellMar>
-        </w:tblPrEx>
         <w:tc>
           <w:tcPr>
             <w:tcW w:w="3200" w:type="dxa"/>
@@ -263,12 +239,6 @@
         </w:tc>
       </w:tr>
       <w:tr>
-        <w:tblPrEx>
-          <w:tblCellMar>
-            <w:top w:w="0" w:type="dxa"/>
-            <w:bottom w:w="0" w:type="dxa"/>
-          </w:tblCellMar>
-        </w:tblPrEx>
         <w:tc>
           <w:tcPr>
             <w:tcW w:w="3200" w:type="dxa"/>
@@ -308,12 +278,6 @@
         </w:tc>
       </w:tr>
       <w:tr>
-        <w:tblPrEx>
-          <w:tblCellMar>
-            <w:top w:w="0" w:type="dxa"/>
-            <w:bottom w:w="0" w:type="dxa"/>
-          </w:tblCellMar>
-        </w:tblPrEx>
         <w:tc>
           <w:tcPr>
             <w:tcW w:w="3200" w:type="dxa"/>
@@ -660,6 +624,9 @@
         <w:spacing w:after="180"/>
       </w:pPr>
       <w:r>
+        <w:rPr>
+          <w:noProof/>
+        </w:rPr>
         <w:lastRenderedPageBreak/>
         <w:drawing>
           <wp:inline distT="0" distB="0" distL="0" distR="0" wp14:anchorId="44805FFC" wp14:editId="460DD255">
@@ -749,12 +716,6 @@
         <w:gridCol w:w="6438"/>
       </w:tblGrid>
       <w:tr>
-        <w:tblPrEx>
-          <w:tblCellMar>
-            <w:top w:w="0" w:type="dxa"/>
-            <w:bottom w:w="0" w:type="dxa"/>
-          </w:tblCellMar>
-        </w:tblPrEx>
         <w:trPr>
           <w:tblHeader/>
         </w:trPr>
@@ -804,12 +765,6 @@
         </w:tc>
       </w:tr>
       <w:tr>
-        <w:tblPrEx>
-          <w:tblCellMar>
-            <w:top w:w="0" w:type="dxa"/>
-            <w:bottom w:w="0" w:type="dxa"/>
-          </w:tblCellMar>
-        </w:tblPrEx>
         <w:tc>
           <w:tcPr>
             <w:tcW w:w="3200" w:type="dxa"/>
@@ -849,12 +804,6 @@
         </w:tc>
       </w:tr>
       <w:tr>
-        <w:tblPrEx>
-          <w:tblCellMar>
-            <w:top w:w="0" w:type="dxa"/>
-            <w:bottom w:w="0" w:type="dxa"/>
-          </w:tblCellMar>
-        </w:tblPrEx>
         <w:tc>
           <w:tcPr>
             <w:tcW w:w="3200" w:type="dxa"/>
@@ -894,12 +843,6 @@
         </w:tc>
       </w:tr>
       <w:tr>
-        <w:tblPrEx>
-          <w:tblCellMar>
-            <w:top w:w="0" w:type="dxa"/>
-            <w:bottom w:w="0" w:type="dxa"/>
-          </w:tblCellMar>
-        </w:tblPrEx>
         <w:tc>
           <w:tcPr>
             <w:tcW w:w="3200" w:type="dxa"/>
@@ -939,12 +882,6 @@
         </w:tc>
       </w:tr>
       <w:tr>
-        <w:tblPrEx>
-          <w:tblCellMar>
-            <w:top w:w="0" w:type="dxa"/>
-            <w:bottom w:w="0" w:type="dxa"/>
-          </w:tblCellMar>
-        </w:tblPrEx>
         <w:tc>
           <w:tcPr>
             <w:tcW w:w="3200" w:type="dxa"/>
@@ -984,12 +921,6 @@
         </w:tc>
       </w:tr>
       <w:tr>
-        <w:tblPrEx>
-          <w:tblCellMar>
-            <w:top w:w="0" w:type="dxa"/>
-            <w:bottom w:w="0" w:type="dxa"/>
-          </w:tblCellMar>
-        </w:tblPrEx>
         <w:tc>
           <w:tcPr>
             <w:tcW w:w="3200" w:type="dxa"/>
@@ -1029,12 +960,6 @@
         </w:tc>
       </w:tr>
       <w:tr>
-        <w:tblPrEx>
-          <w:tblCellMar>
-            <w:top w:w="0" w:type="dxa"/>
-            <w:bottom w:w="0" w:type="dxa"/>
-          </w:tblCellMar>
-        </w:tblPrEx>
         <w:tc>
           <w:tcPr>
             <w:tcW w:w="3200" w:type="dxa"/>
@@ -1193,6 +1118,9 @@
         <w:spacing w:after="90"/>
       </w:pPr>
       <w:r>
+        <w:rPr>
+          <w:noProof/>
+        </w:rPr>
         <w:lastRenderedPageBreak/>
         <w:drawing>
           <wp:inline distT="0" distB="0" distL="0" distR="0" wp14:anchorId="7DE2676E" wp14:editId="6CDC737B">
@@ -1432,17 +1360,7 @@
           <w:szCs w:val="24"/>
           <w:u w:val="single"/>
         </w:rPr>
-        <w:t>E</w:t>
-      </w:r>
-      <w:r>
-        <w:rPr>
-          <w:b/>
-          <w:bCs/>
-          <w:sz w:val="24"/>
-          <w:szCs w:val="24"/>
-          <w:u w:val="single"/>
-        </w:rPr>
-        <w:t>xécution de « python3 hibp_pipeline.py », montrant les 4 analyses affichées (plus gros breach, évolution par année, types de données, secteurs).</w:t>
+        <w:t>Exécution de « python3 hibp_pipeline.py », montrant les 4 analyses affichées (plus gros breach, évolution par année, types de données, secteurs).</w:t>
       </w:r>
     </w:p>
     <w:p>
@@ -1526,6 +1444,9 @@
         <w:ind w:left="360"/>
       </w:pPr>
       <w:r>
+        <w:rPr>
+          <w:noProof/>
+        </w:rPr>
         <w:drawing>
           <wp:inline distT="0" distB="0" distL="0" distR="0" wp14:anchorId="294587DE" wp14:editId="42875E47">
             <wp:extent cx="5731510" cy="3016250"/>
@@ -1707,6 +1628,9 @@
         <w:ind w:left="360"/>
       </w:pPr>
       <w:r>
+        <w:rPr>
+          <w:noProof/>
+        </w:rPr>
         <w:lastRenderedPageBreak/>
         <w:drawing>
           <wp:inline distT="0" distB="0" distL="0" distR="0" wp14:anchorId="7333F82F" wp14:editId="59CE5D18">
@@ -1820,6 +1744,9 @@
         <w:ind w:left="360"/>
       </w:pPr>
       <w:r>
+        <w:rPr>
+          <w:noProof/>
+        </w:rPr>
         <w:drawing>
           <wp:inline distT="0" distB="0" distL="0" distR="0" wp14:anchorId="346CC65A" wp14:editId="00275D11">
             <wp:extent cx="5731510" cy="2871470"/>
@@ -1991,12 +1918,6 @@
         <w:gridCol w:w="6438"/>
       </w:tblGrid>
       <w:tr>
-        <w:tblPrEx>
-          <w:tblCellMar>
-            <w:top w:w="0" w:type="dxa"/>
-            <w:bottom w:w="0" w:type="dxa"/>
-          </w:tblCellMar>
-        </w:tblPrEx>
         <w:trPr>
           <w:tblHeader/>
         </w:trPr>
@@ -2046,12 +1967,6 @@
         </w:tc>
       </w:tr>
       <w:tr>
-        <w:tblPrEx>
-          <w:tblCellMar>
-            <w:top w:w="0" w:type="dxa"/>
-            <w:bottom w:w="0" w:type="dxa"/>
-          </w:tblCellMar>
-        </w:tblPrEx>
         <w:tc>
           <w:tcPr>
             <w:tcW w:w="3200" w:type="dxa"/>
@@ -2091,12 +2006,6 @@
         </w:tc>
       </w:tr>
       <w:tr>
-        <w:tblPrEx>
-          <w:tblCellMar>
-            <w:top w:w="0" w:type="dxa"/>
-            <w:bottom w:w="0" w:type="dxa"/>
-          </w:tblCellMar>
-        </w:tblPrEx>
         <w:tc>
           <w:tcPr>
             <w:tcW w:w="3200" w:type="dxa"/>
@@ -2136,12 +2045,6 @@
         </w:tc>
       </w:tr>
       <w:tr>
-        <w:tblPrEx>
-          <w:tblCellMar>
-            <w:top w:w="0" w:type="dxa"/>
-            <w:bottom w:w="0" w:type="dxa"/>
-          </w:tblCellMar>
-        </w:tblPrEx>
         <w:tc>
           <w:tcPr>
             <w:tcW w:w="3200" w:type="dxa"/>
@@ -2181,12 +2084,6 @@
         </w:tc>
       </w:tr>
       <w:tr>
-        <w:tblPrEx>
-          <w:tblCellMar>
-            <w:top w:w="0" w:type="dxa"/>
-            <w:bottom w:w="0" w:type="dxa"/>
-          </w:tblCellMar>
-        </w:tblPrEx>
         <w:tc>
           <w:tcPr>
             <w:tcW w:w="3200" w:type="dxa"/>
@@ -2226,12 +2123,6 @@
         </w:tc>
       </w:tr>
       <w:tr>
-        <w:tblPrEx>
-          <w:tblCellMar>
-            <w:top w:w="0" w:type="dxa"/>
-            <w:bottom w:w="0" w:type="dxa"/>
-          </w:tblCellMar>
-        </w:tblPrEx>
         <w:tc>
           <w:tcPr>
             <w:tcW w:w="3200" w:type="dxa"/>
@@ -2271,12 +2162,6 @@
         </w:tc>
       </w:tr>
       <w:tr>
-        <w:tblPrEx>
-          <w:tblCellMar>
-            <w:top w:w="0" w:type="dxa"/>
-            <w:bottom w:w="0" w:type="dxa"/>
-          </w:tblCellMar>
-        </w:tblPrEx>
         <w:tc>
           <w:tcPr>
             <w:tcW w:w="3200" w:type="dxa"/>
@@ -2484,12 +2369,6 @@
         <w:gridCol w:w="6438"/>
       </w:tblGrid>
       <w:tr>
-        <w:tblPrEx>
-          <w:tblCellMar>
-            <w:top w:w="0" w:type="dxa"/>
-            <w:bottom w:w="0" w:type="dxa"/>
-          </w:tblCellMar>
-        </w:tblPrEx>
         <w:trPr>
           <w:tblHeader/>
         </w:trPr>
@@ -2539,12 +2418,6 @@
         </w:tc>
       </w:tr>
       <w:tr>
-        <w:tblPrEx>
-          <w:tblCellMar>
-            <w:top w:w="0" w:type="dxa"/>
-            <w:bottom w:w="0" w:type="dxa"/>
-          </w:tblCellMar>
-        </w:tblPrEx>
         <w:tc>
           <w:tcPr>
             <w:tcW w:w="3200" w:type="dxa"/>
@@ -2584,12 +2457,6 @@
         </w:tc>
       </w:tr>
       <w:tr>
-        <w:tblPrEx>
-          <w:tblCellMar>
-            <w:top w:w="0" w:type="dxa"/>
-            <w:bottom w:w="0" w:type="dxa"/>
-          </w:tblCellMar>
-        </w:tblPrEx>
         <w:tc>
           <w:tcPr>
             <w:tcW w:w="3200" w:type="dxa"/>
@@ -2629,12 +2496,6 @@
         </w:tc>
       </w:tr>
       <w:tr>
-        <w:tblPrEx>
-          <w:tblCellMar>
-            <w:top w:w="0" w:type="dxa"/>
-            <w:bottom w:w="0" w:type="dxa"/>
-          </w:tblCellMar>
-        </w:tblPrEx>
         <w:tc>
           <w:tcPr>
             <w:tcW w:w="3200" w:type="dxa"/>
@@ -2674,12 +2535,6 @@
         </w:tc>
       </w:tr>
       <w:tr>
-        <w:tblPrEx>
-          <w:tblCellMar>
-            <w:top w:w="0" w:type="dxa"/>
-            <w:bottom w:w="0" w:type="dxa"/>
-          </w:tblCellMar>
-        </w:tblPrEx>
         <w:tc>
           <w:tcPr>
             <w:tcW w:w="3200" w:type="dxa"/>
@@ -2719,12 +2574,6 @@
         </w:tc>
       </w:tr>
       <w:tr>
-        <w:tblPrEx>
-          <w:tblCellMar>
-            <w:top w:w="0" w:type="dxa"/>
-            <w:bottom w:w="0" w:type="dxa"/>
-          </w:tblCellMar>
-        </w:tblPrEx>
         <w:tc>
           <w:tcPr>
             <w:tcW w:w="3200" w:type="dxa"/>
@@ -2764,12 +2613,6 @@
         </w:tc>
       </w:tr>
       <w:tr>
-        <w:tblPrEx>
-          <w:tblCellMar>
-            <w:top w:w="0" w:type="dxa"/>
-            <w:bottom w:w="0" w:type="dxa"/>
-          </w:tblCellMar>
-        </w:tblPrEx>
         <w:tc>
           <w:tcPr>
             <w:tcW w:w="3200" w:type="dxa"/>
@@ -2915,12 +2758,6 @@
         <w:gridCol w:w="4507"/>
       </w:tblGrid>
       <w:tr>
-        <w:tblPrEx>
-          <w:tblCellMar>
-            <w:top w:w="0" w:type="dxa"/>
-            <w:bottom w:w="0" w:type="dxa"/>
-          </w:tblCellMar>
-        </w:tblPrEx>
         <w:trPr>
           <w:tblHeader/>
         </w:trPr>
@@ -2970,12 +2807,6 @@
         </w:tc>
       </w:tr>
       <w:tr>
-        <w:tblPrEx>
-          <w:tblCellMar>
-            <w:top w:w="0" w:type="dxa"/>
-            <w:bottom w:w="0" w:type="dxa"/>
-          </w:tblCellMar>
-        </w:tblPrEx>
         <w:tc>
           <w:tcPr>
             <w:tcW w:w="3200" w:type="dxa"/>
@@ -3015,12 +2846,6 @@
         </w:tc>
       </w:tr>
       <w:tr>
-        <w:tblPrEx>
-          <w:tblCellMar>
-            <w:top w:w="0" w:type="dxa"/>
-            <w:bottom w:w="0" w:type="dxa"/>
-          </w:tblCellMar>
-        </w:tblPrEx>
         <w:tc>
           <w:tcPr>
             <w:tcW w:w="3200" w:type="dxa"/>
@@ -3060,12 +2885,6 @@
         </w:tc>
       </w:tr>
       <w:tr>
-        <w:tblPrEx>
-          <w:tblCellMar>
-            <w:top w:w="0" w:type="dxa"/>
-            <w:bottom w:w="0" w:type="dxa"/>
-          </w:tblCellMar>
-        </w:tblPrEx>
         <w:tc>
           <w:tcPr>
             <w:tcW w:w="3200" w:type="dxa"/>
@@ -3105,12 +2924,6 @@
         </w:tc>
       </w:tr>
       <w:tr>
-        <w:tblPrEx>
-          <w:tblCellMar>
-            <w:top w:w="0" w:type="dxa"/>
-            <w:bottom w:w="0" w:type="dxa"/>
-          </w:tblCellMar>
-        </w:tblPrEx>
         <w:tc>
           <w:tcPr>
             <w:tcW w:w="3200" w:type="dxa"/>
@@ -3150,12 +2963,6 @@
         </w:tc>
       </w:tr>
       <w:tr>
-        <w:tblPrEx>
-          <w:tblCellMar>
-            <w:top w:w="0" w:type="dxa"/>
-            <w:bottom w:w="0" w:type="dxa"/>
-          </w:tblCellMar>
-        </w:tblPrEx>
         <w:tc>
           <w:tcPr>
             <w:tcW w:w="3200" w:type="dxa"/>
@@ -3195,12 +3002,6 @@
         </w:tc>
       </w:tr>
       <w:tr>
-        <w:tblPrEx>
-          <w:tblCellMar>
-            <w:top w:w="0" w:type="dxa"/>
-            <w:bottom w:w="0" w:type="dxa"/>
-          </w:tblCellMar>
-        </w:tblPrEx>
         <w:tc>
           <w:tcPr>
             <w:tcW w:w="3200" w:type="dxa"/>
@@ -3325,7 +3126,7 @@
           <w:i/>
           <w:iCs/>
         </w:rPr>
-        <w:t>4</w:t>
+        <w:t>10</w:t>
       </w:r>
     </w:p>
     <w:sectPr>
@@ -3974,6 +3775,7 @@
   <w:style w:type="character" w:default="1" w:styleId="Policepardfaut">
     <w:name w:val="Default Paragraph Font"/>
     <w:uiPriority w:val="1"/>
+    <w:semiHidden/>
     <w:unhideWhenUsed/>
   </w:style>
   <w:style w:type="table" w:default="1" w:styleId="TableauNormal">

--- a/reports/rapport__groupe10.docx
+++ b/reports/rapport__groupe10.docx
@@ -233,7 +233,23 @@
           </w:tcPr>
           <w:p>
             <w:r>
-              <w:t>github.com/Aristo007/hibp-data-breaches-pipeline</w:t>
+              <w:t>github.com/Aristo007/</w:t>
+            </w:r>
+            <w:proofErr w:type="spellStart"/>
+            <w:r>
+              <w:t>hibp</w:t>
+            </w:r>
+            <w:proofErr w:type="spellEnd"/>
+            <w:r>
+              <w:t>-data-</w:t>
+            </w:r>
+            <w:proofErr w:type="spellStart"/>
+            <w:r>
+              <w:t>breaches</w:t>
+            </w:r>
+            <w:proofErr w:type="spellEnd"/>
+            <w:r>
+              <w:t>-pipeline</w:t>
             </w:r>
           </w:p>
         </w:tc>
@@ -251,12 +267,21 @@
             </w:tcMar>
           </w:tcPr>
           <w:p>
-            <w:r>
-              <w:rPr>
-                <w:b/>
-                <w:bCs/>
-              </w:rPr>
-              <w:t>Bucket AWS S3</w:t>
+            <w:proofErr w:type="spellStart"/>
+            <w:r>
+              <w:rPr>
+                <w:b/>
+                <w:bCs/>
+              </w:rPr>
+              <w:t>Bucket</w:t>
+            </w:r>
+            <w:proofErr w:type="spellEnd"/>
+            <w:r>
+              <w:rPr>
+                <w:b/>
+                <w:bCs/>
+              </w:rPr>
+              <w:t xml:space="preserve"> AWS S3</w:t>
             </w:r>
           </w:p>
         </w:tc>
@@ -271,8 +296,13 @@
             </w:tcMar>
           </w:tcPr>
           <w:p>
-            <w:r>
-              <w:t>hibp-groupe10-2026 (région eu-north-1)</w:t>
+            <w:proofErr w:type="gramStart"/>
+            <w:r>
+              <w:t>hibp</w:t>
+            </w:r>
+            <w:proofErr w:type="gramEnd"/>
+            <w:r>
+              <w:t>-groupe10-2026 (région eu-north-1)</w:t>
             </w:r>
           </w:p>
         </w:tc>
@@ -385,7 +415,15 @@
         <w:spacing w:after="180"/>
       </w:pPr>
       <w:r>
-        <w:t>7. Le dashboard Power BI</w:t>
+        <w:t xml:space="preserve">7. Le </w:t>
+      </w:r>
+      <w:proofErr w:type="spellStart"/>
+      <w:r>
+        <w:t>dashboard</w:t>
+      </w:r>
+      <w:proofErr w:type="spellEnd"/>
+      <w:r>
+        <w:t xml:space="preserve"> Power BI</w:t>
       </w:r>
     </w:p>
     <w:p>
@@ -440,7 +478,15 @@
         <w:spacing w:after="180"/>
       </w:pPr>
       <w:r>
-        <w:t>Les fuites de données (data breaches) se multiplient chaque année et touchent tous les secteurs d'activité. Ce projet a pour objectif de construire un pipeline de données complet, permettant de collecter, transformer, stocker et visualiser les informations publiques relatives à ces incidents, afin d'en dégager des tendances exploitables : évolution dans le temps, volumes de comptes compromis, types de données les plus fréquemment volés, et répartition par secteur d'activité.</w:t>
+        <w:t xml:space="preserve">Les fuites de données (data </w:t>
+      </w:r>
+      <w:proofErr w:type="spellStart"/>
+      <w:r>
+        <w:t>breaches</w:t>
+      </w:r>
+      <w:proofErr w:type="spellEnd"/>
+      <w:r>
+        <w:t>) se multiplient chaque année et touchent tous les secteurs d'activité. Ce projet a pour objectif de construire un pipeline de données complet, permettant de collecter, transformer, stocker et visualiser les informations publiques relatives à ces incidents, afin d'en dégager des tendances exploitables : évolution dans le temps, volumes de comptes compromis, types de données les plus fréquemment volés, et répartition par secteur d'activité.</w:t>
       </w:r>
     </w:p>
     <w:p>
@@ -448,7 +494,23 @@
         <w:spacing w:after="180"/>
       </w:pPr>
       <w:r>
-        <w:t>La source de données retenue est l'API publique Have I Been Pwned (HIBP), qui recense de manière structurée les principales fuites de données connues depuis 2007. L'endpoint utilisé (/breaches) est public et ne nécessite aucune authentification, ce qui a permis de développer le pipeline sans dépendance à un compte payant.</w:t>
+        <w:t xml:space="preserve">La source de données retenue est l'API publique Have I Been Pwned (HIBP), qui recense de manière structurée les principales fuites de données connues depuis 2007. </w:t>
+      </w:r>
+      <w:proofErr w:type="spellStart"/>
+      <w:r>
+        <w:t>L'endpoint</w:t>
+      </w:r>
+      <w:proofErr w:type="spellEnd"/>
+      <w:r>
+        <w:t xml:space="preserve"> utilisé (/</w:t>
+      </w:r>
+      <w:proofErr w:type="spellStart"/>
+      <w:r>
+        <w:t>breaches</w:t>
+      </w:r>
+      <w:proofErr w:type="spellEnd"/>
+      <w:r>
+        <w:t>) est public et ne nécessite aucune authentification, ce qui a permis de développer le pipeline sans dépendance à un compte payant.</w:t>
       </w:r>
     </w:p>
     <w:p>
@@ -495,7 +557,15 @@
         <w:spacing w:after="90"/>
       </w:pPr>
       <w:r>
-        <w:t>Orchestrer ce pipeline avec Apache Airflow, exécuté dans des conteneurs Docker</w:t>
+        <w:t xml:space="preserve">Orchestrer ce pipeline avec Apache </w:t>
+      </w:r>
+      <w:proofErr w:type="spellStart"/>
+      <w:r>
+        <w:t>Airflow</w:t>
+      </w:r>
+      <w:proofErr w:type="spellEnd"/>
+      <w:r>
+        <w:t>, exécuté dans des conteneurs Docker</w:t>
       </w:r>
     </w:p>
     <w:p>
@@ -521,7 +591,15 @@
         <w:spacing w:after="90"/>
       </w:pPr>
       <w:r>
-        <w:t>Produire un dashboard Power BI avec au minimum 5 visualisations et des filtres interactifs</w:t>
+        <w:t xml:space="preserve">Produire un </w:t>
+      </w:r>
+      <w:proofErr w:type="spellStart"/>
+      <w:r>
+        <w:t>dashboard</w:t>
+      </w:r>
+      <w:proofErr w:type="spellEnd"/>
+      <w:r>
+        <w:t xml:space="preserve"> Power BI avec au minimum 5 visualisations et des filtres interactifs</w:t>
       </w:r>
     </w:p>
     <w:p>
@@ -551,7 +629,15 @@
         <w:spacing w:after="180"/>
       </w:pPr>
       <w:r>
-        <w:t>Le pipeline suit un flux linéaire en quatre grandes étapes, orchestrées par Airflow :</w:t>
+        <w:t xml:space="preserve">Le pipeline suit un flux linéaire en quatre grandes étapes, orchestrées par </w:t>
+      </w:r>
+      <w:proofErr w:type="spellStart"/>
+      <w:r>
+        <w:t>Airflow</w:t>
+      </w:r>
+      <w:proofErr w:type="spellEnd"/>
+      <w:r>
+        <w:t xml:space="preserve"> :</w:t>
       </w:r>
     </w:p>
     <w:p>
@@ -608,7 +694,55 @@
         <w:spacing w:after="180"/>
       </w:pPr>
       <w:r>
-        <w:t>Le DAG Airflow (nommé hibp_pipeline) est composé de trois tâches séquentielles. La tâche d'ingestion télécharge la liste complète des breaches depuis l'API HIBP. La tâche de transformation génère deux fichiers CSV exploitables par Power BI (un pour les breaches, un pour les types de données volées). La tâche de chargement envoie ces fichiers vers le bucket S3, organisés selon le chemin breaches/{date}/, avec une gestion d'erreurs robuste : en l'absence d'identifiants AWS configurés, le pipeline bascule automatiquement en mode simulation plutôt que d'échouer, ce qui a permis de développer et tester le DAG de façon autonome avant l'obtention des accès AWS définitifs.</w:t>
+        <w:t xml:space="preserve">Le DAG </w:t>
+      </w:r>
+      <w:proofErr w:type="spellStart"/>
+      <w:r>
+        <w:t>Airflow</w:t>
+      </w:r>
+      <w:proofErr w:type="spellEnd"/>
+      <w:r>
+        <w:t xml:space="preserve"> (nommé </w:t>
+      </w:r>
+      <w:proofErr w:type="spellStart"/>
+      <w:r>
+        <w:t>hibp_pipeline</w:t>
+      </w:r>
+      <w:proofErr w:type="spellEnd"/>
+      <w:r>
+        <w:t xml:space="preserve">) est composé de trois tâches séquentielles. La tâche d'ingestion télécharge la liste complète des </w:t>
+      </w:r>
+      <w:proofErr w:type="spellStart"/>
+      <w:r>
+        <w:t>breaches</w:t>
+      </w:r>
+      <w:proofErr w:type="spellEnd"/>
+      <w:r>
+        <w:t xml:space="preserve"> depuis l'API HIBP. La tâche de transformation génère deux fichiers CSV exploitables par Power BI (un pour les </w:t>
+      </w:r>
+      <w:proofErr w:type="spellStart"/>
+      <w:r>
+        <w:t>breaches</w:t>
+      </w:r>
+      <w:proofErr w:type="spellEnd"/>
+      <w:r>
+        <w:t xml:space="preserve">, un pour les types de données volées). La tâche de chargement envoie ces fichiers vers le </w:t>
+      </w:r>
+      <w:proofErr w:type="spellStart"/>
+      <w:r>
+        <w:t>bucket</w:t>
+      </w:r>
+      <w:proofErr w:type="spellEnd"/>
+      <w:r>
+        <w:t xml:space="preserve"> S3, organisés selon le chemin </w:t>
+      </w:r>
+      <w:proofErr w:type="spellStart"/>
+      <w:r>
+        <w:t>breaches</w:t>
+      </w:r>
+      <w:proofErr w:type="spellEnd"/>
+      <w:r>
+        <w:t>/{date}/, avec une gestion d'erreurs robuste : en l'absence d'identifiants AWS configurés, le pipeline bascule automatiquement en mode simulation plutôt que d'échouer, ce qui a permis de développer et tester le DAG de façon autonome avant l'obtention des accès AWS définitifs.</w:t>
       </w:r>
     </w:p>
     <w:p>
@@ -682,8 +816,20 @@
           <w:szCs w:val="24"/>
           <w:u w:val="single"/>
         </w:rPr>
-        <w:t>Vue d'ensemble du DAG dans Airflow</w:t>
-      </w:r>
+        <w:t xml:space="preserve">Vue d'ensemble du DAG dans </w:t>
+      </w:r>
+      <w:proofErr w:type="spellStart"/>
+      <w:r>
+        <w:rPr>
+          <w:b/>
+          <w:bCs/>
+          <w:sz w:val="24"/>
+          <w:szCs w:val="24"/>
+          <w:u w:val="single"/>
+        </w:rPr>
+        <w:t>Airflow</w:t>
+      </w:r>
+      <w:proofErr w:type="spellEnd"/>
     </w:p>
     <w:p>
       <w:pPr>
@@ -782,7 +928,23 @@
                 <w:b/>
                 <w:bCs/>
               </w:rPr>
-              <w:t>Python (requests, boto3)</w:t>
+              <w:t>Python (</w:t>
+            </w:r>
+            <w:proofErr w:type="spellStart"/>
+            <w:r>
+              <w:rPr>
+                <w:b/>
+                <w:bCs/>
+              </w:rPr>
+              <w:t>requests</w:t>
+            </w:r>
+            <w:proofErr w:type="spellEnd"/>
+            <w:r>
+              <w:rPr>
+                <w:b/>
+                <w:bCs/>
+              </w:rPr>
+              <w:t>, boto3)</w:t>
             </w:r>
           </w:p>
         </w:tc>
@@ -821,7 +983,23 @@
                 <w:b/>
                 <w:bCs/>
               </w:rPr>
-              <w:t>Apache Airflow 3.3.0</w:t>
+              <w:t xml:space="preserve">Apache </w:t>
+            </w:r>
+            <w:proofErr w:type="spellStart"/>
+            <w:r>
+              <w:rPr>
+                <w:b/>
+                <w:bCs/>
+              </w:rPr>
+              <w:t>Airflow</w:t>
+            </w:r>
+            <w:proofErr w:type="spellEnd"/>
+            <w:r>
+              <w:rPr>
+                <w:b/>
+                <w:bCs/>
+              </w:rPr>
+              <w:t xml:space="preserve"> 3.3.0</w:t>
             </w:r>
           </w:p>
         </w:tc>
@@ -876,7 +1054,15 @@
           </w:tcPr>
           <w:p>
             <w:r>
-              <w:t>Exécution d'Airflow en environnement conteneurisé</w:t>
+              <w:t>Exécution d'</w:t>
+            </w:r>
+            <w:proofErr w:type="spellStart"/>
+            <w:r>
+              <w:t>Airflow</w:t>
+            </w:r>
+            <w:proofErr w:type="spellEnd"/>
+            <w:r>
+              <w:t xml:space="preserve"> en environnement conteneurisé</w:t>
             </w:r>
           </w:p>
         </w:tc>
@@ -954,7 +1140,15 @@
           </w:tcPr>
           <w:p>
             <w:r>
-              <w:t>Construction du dashboard et des visualisations interactives</w:t>
+              <w:t xml:space="preserve">Construction du </w:t>
+            </w:r>
+            <w:proofErr w:type="spellStart"/>
+            <w:r>
+              <w:t>dashboard</w:t>
+            </w:r>
+            <w:proofErr w:type="spellEnd"/>
+            <w:r>
+              <w:t xml:space="preserve"> et des visualisations interactives</w:t>
             </w:r>
           </w:p>
         </w:tc>
@@ -992,8 +1186,13 @@
             </w:tcMar>
           </w:tcPr>
           <w:p>
-            <w:r>
-              <w:t>Versionnement du code et documentation du projet</w:t>
+            <w:proofErr w:type="spellStart"/>
+            <w:r>
+              <w:t>Versionnement</w:t>
+            </w:r>
+            <w:proofErr w:type="spellEnd"/>
+            <w:r>
+              <w:t xml:space="preserve"> du code et documentation du projet</w:t>
             </w:r>
           </w:p>
         </w:tc>
@@ -1027,7 +1226,31 @@
         <w:spacing w:after="90"/>
       </w:pPr>
       <w:r>
-        <w:t>Exploration de l'API HIBP v3 : identification de l'endpoint public /breaches (1 020 breaches récupérés, aucune clé API requise)</w:t>
+        <w:t xml:space="preserve">Exploration de l'API HIBP v3 : identification de </w:t>
+      </w:r>
+      <w:proofErr w:type="spellStart"/>
+      <w:r>
+        <w:t>l'endpoint</w:t>
+      </w:r>
+      <w:proofErr w:type="spellEnd"/>
+      <w:r>
+        <w:t xml:space="preserve"> public /</w:t>
+      </w:r>
+      <w:proofErr w:type="spellStart"/>
+      <w:r>
+        <w:t>breaches</w:t>
+      </w:r>
+      <w:proofErr w:type="spellEnd"/>
+      <w:r>
+        <w:t xml:space="preserve"> (1 020 </w:t>
+      </w:r>
+      <w:proofErr w:type="spellStart"/>
+      <w:r>
+        <w:t>breaches</w:t>
+      </w:r>
+      <w:proofErr w:type="spellEnd"/>
+      <w:r>
+        <w:t xml:space="preserve"> récupérés, aucune clé API requise)</w:t>
       </w:r>
     </w:p>
     <w:p>
@@ -1053,7 +1276,15 @@
         <w:spacing w:after="90"/>
       </w:pPr>
       <w:r>
-        <w:t>Identification du plus gros breach et calcul du volume cumulé de comptes compromis</w:t>
+        <w:t xml:space="preserve">Identification du plus gros </w:t>
+      </w:r>
+      <w:proofErr w:type="spellStart"/>
+      <w:r>
+        <w:t>breach</w:t>
+      </w:r>
+      <w:proofErr w:type="spellEnd"/>
+      <w:r>
+        <w:t xml:space="preserve"> et calcul du volume cumulé de comptes compromis</w:t>
       </w:r>
     </w:p>
     <w:p>
@@ -1066,7 +1297,15 @@
         <w:spacing w:after="90"/>
       </w:pPr>
       <w:r>
-        <w:t>Analyse de l'évolution du nombre de breaches par année (2007–2026)</w:t>
+        <w:t xml:space="preserve">Analyse de l'évolution du nombre de </w:t>
+      </w:r>
+      <w:proofErr w:type="spellStart"/>
+      <w:r>
+        <w:t>breaches</w:t>
+      </w:r>
+      <w:proofErr w:type="spellEnd"/>
+      <w:r>
+        <w:t xml:space="preserve"> par année (2007–2026)</w:t>
       </w:r>
     </w:p>
     <w:p>
@@ -1092,7 +1331,23 @@
         <w:spacing w:after="90"/>
       </w:pPr>
       <w:r>
-        <w:t>Classification manuelle progressive par secteur d'activité, avec une catégorie dédiée pour les compilations de données non attribuables à un site source unique (stealer logs, combolists)</w:t>
+        <w:t>Classification manuelle progressive par secteur d'activité, avec une catégorie dédiée pour les compilations de données non attribuables à un site source unique (</w:t>
+      </w:r>
+      <w:proofErr w:type="spellStart"/>
+      <w:r>
+        <w:t>stealer</w:t>
+      </w:r>
+      <w:proofErr w:type="spellEnd"/>
+      <w:r>
+        <w:t xml:space="preserve"> logs, </w:t>
+      </w:r>
+      <w:proofErr w:type="spellStart"/>
+      <w:r>
+        <w:t>combolists</w:t>
+      </w:r>
+      <w:proofErr w:type="spellEnd"/>
+      <w:r>
+        <w:t>)</w:t>
       </w:r>
     </w:p>
     <w:p>
@@ -1360,7 +1615,29 @@
           <w:szCs w:val="24"/>
           <w:u w:val="single"/>
         </w:rPr>
-        <w:t>Exécution de « python3 hibp_pipeline.py », montrant les 4 analyses affichées (plus gros breach, évolution par année, types de données, secteurs).</w:t>
+        <w:t xml:space="preserve">Exécution de « python3 hibp_pipeline.py », montrant les 4 analyses affichées (plus gros </w:t>
+      </w:r>
+      <w:proofErr w:type="spellStart"/>
+      <w:r>
+        <w:rPr>
+          <w:b/>
+          <w:bCs/>
+          <w:sz w:val="24"/>
+          <w:szCs w:val="24"/>
+          <w:u w:val="single"/>
+        </w:rPr>
+        <w:t>breach</w:t>
+      </w:r>
+      <w:proofErr w:type="spellEnd"/>
+      <w:r>
+        <w:rPr>
+          <w:b/>
+          <w:bCs/>
+          <w:sz w:val="24"/>
+          <w:szCs w:val="24"/>
+          <w:u w:val="single"/>
+        </w:rPr>
+        <w:t>, évolution par année, types de données, secteurs).</w:t>
       </w:r>
     </w:p>
     <w:p>
@@ -1369,8 +1646,13 @@
         <w:spacing w:before="260" w:after="120"/>
       </w:pPr>
       <w:r>
-        <w:t>5.2 Orchestration avec Docker et Apache Airflow</w:t>
-      </w:r>
+        <w:t xml:space="preserve">5.2 Orchestration avec Docker et Apache </w:t>
+      </w:r>
+      <w:proofErr w:type="spellStart"/>
+      <w:r>
+        <w:t>Airflow</w:t>
+      </w:r>
+      <w:proofErr w:type="spellEnd"/>
     </w:p>
     <w:p>
       <w:pPr>
@@ -1382,7 +1664,23 @@
         <w:spacing w:after="90"/>
       </w:pPr>
       <w:r>
-        <w:t>Installation et configuration d'Apache Airflow via Docker Compose (fichier officiel Apache, 4 dossiers requis : dags, logs, plugins, config)</w:t>
+        <w:t xml:space="preserve">Installation et configuration d'Apache </w:t>
+      </w:r>
+      <w:proofErr w:type="spellStart"/>
+      <w:r>
+        <w:t>Airflow</w:t>
+      </w:r>
+      <w:proofErr w:type="spellEnd"/>
+      <w:r>
+        <w:t xml:space="preserve"> via Docker Compose (fichier officiel Apache, 4 dossiers requis : </w:t>
+      </w:r>
+      <w:proofErr w:type="spellStart"/>
+      <w:r>
+        <w:t>dags</w:t>
+      </w:r>
+      <w:proofErr w:type="spellEnd"/>
+      <w:r>
+        <w:t>, logs, plugins, config)</w:t>
       </w:r>
     </w:p>
     <w:p>
@@ -1395,7 +1693,15 @@
         <w:spacing w:after="90"/>
       </w:pPr>
       <w:r>
-        <w:t>Construction d'un DAG à 3 tâches avec l'API moderne d'Airflow (décorateurs @dag et @task)</w:t>
+        <w:t>Construction d'un DAG à 3 tâches avec l'API moderne d'</w:t>
+      </w:r>
+      <w:proofErr w:type="spellStart"/>
+      <w:r>
+        <w:t>Airflow</w:t>
+      </w:r>
+      <w:proofErr w:type="spellEnd"/>
+      <w:r>
+        <w:t xml:space="preserve"> (décorateurs @dag et @task)</w:t>
       </w:r>
     </w:p>
     <w:p>
@@ -1421,7 +1727,23 @@
         <w:spacing w:after="90"/>
       </w:pPr>
       <w:r>
-        <w:t>Résolution de plusieurs incidents techniques d'infrastructure : pannes ponctuelles du moteur Docker Desktop (erreurs « read-only file system », conteneurs marqués « unhealthy »), diagnostiquées via les journaux (logs) des conteneurs et résolues par redémarrage complet de Docker Desktop et de WSL2</w:t>
+        <w:t xml:space="preserve">Résolution de plusieurs incidents techniques d'infrastructure : pannes ponctuelles du moteur Docker Desktop (erreurs « </w:t>
+      </w:r>
+      <w:proofErr w:type="spellStart"/>
+      <w:r>
+        <w:t>read-only</w:t>
+      </w:r>
+      <w:proofErr w:type="spellEnd"/>
+      <w:r>
+        <w:t xml:space="preserve"> file system », conteneurs marqués « </w:t>
+      </w:r>
+      <w:proofErr w:type="spellStart"/>
+      <w:r>
+        <w:t>unhealthy</w:t>
+      </w:r>
+      <w:proofErr w:type="spellEnd"/>
+      <w:r>
+        <w:t xml:space="preserve"> »), diagnostiquées via les journaux (logs) des conteneurs et résolues par redémarrage complet de Docker Desktop et de WSL2</w:t>
       </w:r>
     </w:p>
     <w:p>
@@ -1580,7 +1902,15 @@
         <w:spacing w:after="90"/>
       </w:pPr>
       <w:r>
-        <w:t>Création d'un compte AWS et d'un bucket S3 dédié (hibp-groupe10-2026, région eu-north-1)</w:t>
+        <w:t xml:space="preserve">Création d'un compte AWS et d'un </w:t>
+      </w:r>
+      <w:proofErr w:type="spellStart"/>
+      <w:r>
+        <w:t>bucket</w:t>
+      </w:r>
+      <w:proofErr w:type="spellEnd"/>
+      <w:r>
+        <w:t xml:space="preserve"> S3 dédié (hibp-groupe10-2026, région eu-north-1)</w:t>
       </w:r>
     </w:p>
     <w:p>
@@ -1606,7 +1936,44 @@
         <w:spacing w:after="90"/>
       </w:pPr>
       <w:r>
-        <w:t>Connexion du pipeline Airflow au bucket réel via les variables d'environnement (.env, non versionné) : les fichiers sont envoyés et organisés par date d'ingestion (breaches/{date}/)</w:t>
+        <w:t xml:space="preserve">Connexion du pipeline </w:t>
+      </w:r>
+      <w:proofErr w:type="spellStart"/>
+      <w:r>
+        <w:t>Airflow</w:t>
+      </w:r>
+      <w:proofErr w:type="spellEnd"/>
+      <w:r>
+        <w:t xml:space="preserve"> au </w:t>
+      </w:r>
+      <w:proofErr w:type="spellStart"/>
+      <w:r>
+        <w:t>bucket</w:t>
+      </w:r>
+      <w:proofErr w:type="spellEnd"/>
+      <w:r>
+        <w:t xml:space="preserve"> réel via les variables d'environnement </w:t>
+      </w:r>
+      <w:proofErr w:type="gramStart"/>
+      <w:r>
+        <w:t>(.</w:t>
+      </w:r>
+      <w:proofErr w:type="spellStart"/>
+      <w:r>
+        <w:t>env</w:t>
+      </w:r>
+      <w:proofErr w:type="spellEnd"/>
+      <w:proofErr w:type="gramEnd"/>
+      <w:r>
+        <w:t>, non versionné) : les fichiers sont envoyés et organisés par date d'ingestion (</w:t>
+      </w:r>
+      <w:proofErr w:type="spellStart"/>
+      <w:r>
+        <w:t>breaches</w:t>
+      </w:r>
+      <w:proofErr w:type="spellEnd"/>
+      <w:r>
+        <w:t>/{date}/)</w:t>
       </w:r>
     </w:p>
     <w:p>
@@ -1619,7 +1986,15 @@
         <w:spacing w:after="90"/>
       </w:pPr>
       <w:r>
-        <w:t>Vérification manuelle de la présence des fichiers sur le bucket après exécution du DAG</w:t>
+        <w:t xml:space="preserve">Vérification manuelle de la présence des fichiers sur le </w:t>
+      </w:r>
+      <w:proofErr w:type="spellStart"/>
+      <w:r>
+        <w:t>bucket</w:t>
+      </w:r>
+      <w:proofErr w:type="spellEnd"/>
+      <w:r>
+        <w:t xml:space="preserve"> après exécution du DAG</w:t>
       </w:r>
     </w:p>
     <w:p>
@@ -1687,7 +2062,29 @@
           <w:szCs w:val="24"/>
           <w:u w:val="single"/>
         </w:rPr>
-        <w:t>Contenu du bucket S3 sur la console AWS</w:t>
+        <w:t xml:space="preserve">Contenu du </w:t>
+      </w:r>
+      <w:proofErr w:type="spellStart"/>
+      <w:r>
+        <w:rPr>
+          <w:b/>
+          <w:bCs/>
+          <w:sz w:val="24"/>
+          <w:szCs w:val="24"/>
+          <w:u w:val="single"/>
+        </w:rPr>
+        <w:t>bucket</w:t>
+      </w:r>
+      <w:proofErr w:type="spellEnd"/>
+      <w:r>
+        <w:rPr>
+          <w:b/>
+          <w:bCs/>
+          <w:sz w:val="24"/>
+          <w:szCs w:val="24"/>
+          <w:u w:val="single"/>
+        </w:rPr>
+        <w:t xml:space="preserve"> S3 sur la console AWS</w:t>
       </w:r>
     </w:p>
     <w:p>
@@ -1722,7 +2119,15 @@
         <w:spacing w:after="90"/>
       </w:pPr>
       <w:r>
-        <w:t>Construction de 5 visualisations : évolution des fuites par année, comptes compromis par secteur, types de données les plus volés, top 10 des breaches les plus massifs, et un filtre interactif par année</w:t>
+        <w:t xml:space="preserve">Construction de 5 visualisations : évolution des fuites par année, comptes compromis par secteur, types de données les plus volés, top 10 des </w:t>
+      </w:r>
+      <w:proofErr w:type="spellStart"/>
+      <w:r>
+        <w:t>breaches</w:t>
+      </w:r>
+      <w:proofErr w:type="spellEnd"/>
+      <w:r>
+        <w:t xml:space="preserve"> les plus massifs, et un filtre interactif par année</w:t>
       </w:r>
     </w:p>
     <w:p>
@@ -1803,7 +2208,15 @@
         <w:spacing w:after="90"/>
       </w:pPr>
       <w:r>
-        <w:t>Dépôt GitHub public, structuré et versionné au fil du projet (plusieurs commits successifs)</w:t>
+        <w:t xml:space="preserve">Dépôt GitHub public, structuré et versionné au fil du projet (plusieurs </w:t>
+      </w:r>
+      <w:proofErr w:type="spellStart"/>
+      <w:r>
+        <w:t>commits</w:t>
+      </w:r>
+      <w:proofErr w:type="spellEnd"/>
+      <w:r>
+        <w:t xml:space="preserve"> successifs)</w:t>
       </w:r>
     </w:p>
     <w:p>
@@ -1842,49 +2255,100 @@
         <w:spacing w:after="90"/>
       </w:pPr>
       <w:r>
-        <w:t>Sécurisation stricte du dépôt : exclusion systématique des identifiants AWS et données sensibles via .gitignore (.env, fichiers de clés IAM, données brutes JSON)</w:t>
-      </w:r>
-    </w:p>
-    <w:p>
-      <w:pPr>
-        <w:pBdr>
-          <w:top w:val="single" w:sz="6" w:space="0" w:color="E63946"/>
-          <w:left w:val="single" w:sz="6" w:space="0" w:color="E63946"/>
-          <w:bottom w:val="single" w:sz="6" w:space="0" w:color="E63946"/>
-          <w:right w:val="single" w:sz="6" w:space="0" w:color="E63946"/>
-        </w:pBdr>
-        <w:shd w:val="clear" w:color="auto" w:fill="FDEBEC"/>
-        <w:spacing w:before="120"/>
-      </w:pPr>
-      <w:r>
+        <w:t xml:space="preserve">Sécurisation stricte du dépôt : exclusion systématique des identifiants AWS et données sensibles </w:t>
+      </w:r>
+      <w:proofErr w:type="gramStart"/>
+      <w:r>
+        <w:t>via .</w:t>
+      </w:r>
+      <w:proofErr w:type="spellStart"/>
+      <w:r>
+        <w:t>gitignore</w:t>
+      </w:r>
+      <w:proofErr w:type="spellEnd"/>
+      <w:proofErr w:type="gramEnd"/>
+      <w:r>
+        <w:t xml:space="preserve"> </w:t>
+      </w:r>
+      <w:proofErr w:type="gramStart"/>
+      <w:r>
+        <w:t>(.</w:t>
+      </w:r>
+      <w:proofErr w:type="spellStart"/>
+      <w:r>
+        <w:t>env</w:t>
+      </w:r>
+      <w:proofErr w:type="spellEnd"/>
+      <w:proofErr w:type="gramEnd"/>
+      <w:r>
+        <w:t>, fichiers de clés IAM, données brutes JSON)</w:t>
+      </w:r>
+    </w:p>
+    <w:p>
+      <w:pPr>
+        <w:spacing w:after="90"/>
+        <w:ind w:left="360"/>
+      </w:pPr>
+      <w:r>
+        <w:lastRenderedPageBreak/>
+        <w:drawing>
+          <wp:inline distT="0" distB="0" distL="0" distR="0" wp14:anchorId="3FA512E7" wp14:editId="5F203E3E">
+            <wp:extent cx="5731510" cy="2522220"/>
+            <wp:effectExtent l="0" t="0" r="2540" b="0"/>
+            <wp:docPr id="142882699" name="Image 1"/>
+            <wp:cNvGraphicFramePr>
+              <a:graphicFrameLocks xmlns:a="http://schemas.openxmlformats.org/drawingml/2006/main" noChangeAspect="1"/>
+            </wp:cNvGraphicFramePr>
+            <a:graphic xmlns:a="http://schemas.openxmlformats.org/drawingml/2006/main">
+              <a:graphicData uri="http://schemas.openxmlformats.org/drawingml/2006/picture">
+                <pic:pic xmlns:pic="http://schemas.openxmlformats.org/drawingml/2006/picture">
+                  <pic:nvPicPr>
+                    <pic:cNvPr id="142882699" name=""/>
+                    <pic:cNvPicPr/>
+                  </pic:nvPicPr>
+                  <pic:blipFill>
+                    <a:blip r:embed="rId15"/>
+                    <a:stretch>
+                      <a:fillRect/>
+                    </a:stretch>
+                  </pic:blipFill>
+                  <pic:spPr>
+                    <a:xfrm>
+                      <a:off x="0" y="0"/>
+                      <a:ext cx="5731510" cy="2522220"/>
+                    </a:xfrm>
+                    <a:prstGeom prst="rect">
+                      <a:avLst/>
+                    </a:prstGeom>
+                  </pic:spPr>
+                </pic:pic>
+              </a:graphicData>
+            </a:graphic>
+          </wp:inline>
+        </w:drawing>
+      </w:r>
+    </w:p>
+    <w:p>
+      <w:pPr>
+        <w:spacing w:after="90"/>
+        <w:ind w:left="360"/>
         <w:rPr>
           <w:b/>
           <w:bCs/>
-          <w:color w:val="C1121F"/>
+          <w:sz w:val="28"/>
+          <w:szCs w:val="28"/>
+          <w:u w:val="single"/>
         </w:rPr>
-        <w:t>📷 CAPTURE D'ÉCRAN À INSÉRER — Page d'accueil du dépôt GitHub</w:t>
-      </w:r>
-    </w:p>
-    <w:p>
-      <w:pPr>
-        <w:pBdr>
-          <w:left w:val="single" w:sz="6" w:space="0" w:color="E63946"/>
-          <w:bottom w:val="single" w:sz="6" w:space="0" w:color="E63946"/>
-          <w:right w:val="single" w:sz="6" w:space="0" w:color="E63946"/>
-        </w:pBdr>
-        <w:shd w:val="clear" w:color="auto" w:fill="FDEBEC"/>
-        <w:spacing w:after="220"/>
       </w:pPr>
       <w:r>
         <w:rPr>
-          <w:i/>
-          <w:iCs/>
-          <w:color w:val="6B7280"/>
-          <w:sz w:val="19"/>
-          <w:szCs w:val="19"/>
+          <w:b/>
+          <w:bCs/>
+          <w:sz w:val="28"/>
+          <w:szCs w:val="28"/>
+          <w:u w:val="single"/>
         </w:rPr>
-        <w:lastRenderedPageBreak/>
-        <w:t>Capture de la page principale du dépôt (github.com/Aristo007/hibp-data-breaches-pipeline), montrant la liste des fichiers et le début du README affiché automatiquement par GitHub.</w:t>
+        <w:t>Page d'accueil du dépôt GitHub</w:t>
       </w:r>
     </w:p>
     <w:p>
@@ -1984,7 +2448,23 @@
                 <w:b/>
                 <w:bCs/>
               </w:rPr>
-              <w:t>Nombre total de breaches analysés</w:t>
+              <w:t xml:space="preserve">Nombre total de </w:t>
+            </w:r>
+            <w:proofErr w:type="spellStart"/>
+            <w:r>
+              <w:rPr>
+                <w:b/>
+                <w:bCs/>
+              </w:rPr>
+              <w:t>breaches</w:t>
+            </w:r>
+            <w:proofErr w:type="spellEnd"/>
+            <w:r>
+              <w:rPr>
+                <w:b/>
+                <w:bCs/>
+              </w:rPr>
+              <w:t xml:space="preserve"> analysés</w:t>
             </w:r>
           </w:p>
         </w:tc>
@@ -2023,8 +2503,17 @@
                 <w:b/>
                 <w:bCs/>
               </w:rPr>
-              <w:t>Plus gros breach</w:t>
-            </w:r>
+              <w:t xml:space="preserve">Plus gros </w:t>
+            </w:r>
+            <w:proofErr w:type="spellStart"/>
+            <w:r>
+              <w:rPr>
+                <w:b/>
+                <w:bCs/>
+              </w:rPr>
+              <w:t>breach</w:t>
+            </w:r>
+            <w:proofErr w:type="spellEnd"/>
           </w:p>
         </w:tc>
         <w:tc>
@@ -2038,8 +2527,13 @@
             </w:tcMar>
           </w:tcPr>
           <w:p>
-            <w:r>
-              <w:t>SynthientCredentialStuffingThreatData — ≈ 1,96 milliard de comptes (avril 2025)</w:t>
+            <w:proofErr w:type="spellStart"/>
+            <w:r>
+              <w:t>SynthientCredentialStuffingThreatData</w:t>
+            </w:r>
+            <w:proofErr w:type="spellEnd"/>
+            <w:r>
+              <w:t xml:space="preserve"> — ≈ 1,96 milliard de comptes (avril 2025)</w:t>
             </w:r>
           </w:p>
         </w:tc>
@@ -2078,7 +2572,15 @@
           </w:tcPr>
           <w:p>
             <w:r>
-              <w:t>≈ 17,7 milliards (tous breaches confondus)</w:t>
+              <w:t xml:space="preserve">≈ 17,7 milliards (tous </w:t>
+            </w:r>
+            <w:proofErr w:type="spellStart"/>
+            <w:r>
+              <w:t>breaches</w:t>
+            </w:r>
+            <w:proofErr w:type="spellEnd"/>
+            <w:r>
+              <w:t xml:space="preserve"> confondus)</w:t>
             </w:r>
           </w:p>
         </w:tc>
@@ -2117,8 +2619,13 @@
           </w:tcPr>
           <w:p>
             <w:r>
-              <w:t>Adresses email — présentes dans 99 % des breaches</w:t>
-            </w:r>
+              <w:t xml:space="preserve">Adresses email — présentes dans 99 % des </w:t>
+            </w:r>
+            <w:proofErr w:type="spellStart"/>
+            <w:r>
+              <w:t>breaches</w:t>
+            </w:r>
+            <w:proofErr w:type="spellEnd"/>
           </w:p>
         </w:tc>
       </w:tr>
@@ -2156,8 +2663,13 @@
           </w:tcPr>
           <w:p>
             <w:r>
-              <w:t>Mots de passe — présents dans 66 % des breaches</w:t>
-            </w:r>
+              <w:t xml:space="preserve">Mots de passe — présents dans 66 % des </w:t>
+            </w:r>
+            <w:proofErr w:type="spellStart"/>
+            <w:r>
+              <w:t>breaches</w:t>
+            </w:r>
+            <w:proofErr w:type="spellEnd"/>
           </w:p>
         </w:tc>
       </w:tr>
@@ -2179,7 +2691,23 @@
                 <w:b/>
                 <w:bCs/>
               </w:rPr>
-              <w:t>Année avec le plus de breaches recensés</w:t>
+              <w:t xml:space="preserve">Année avec le plus de </w:t>
+            </w:r>
+            <w:proofErr w:type="spellStart"/>
+            <w:r>
+              <w:rPr>
+                <w:b/>
+                <w:bCs/>
+              </w:rPr>
+              <w:t>breaches</w:t>
+            </w:r>
+            <w:proofErr w:type="spellEnd"/>
+            <w:r>
+              <w:rPr>
+                <w:b/>
+                <w:bCs/>
+              </w:rPr>
+              <w:t xml:space="preserve"> recensés</w:t>
             </w:r>
           </w:p>
         </w:tc>
@@ -2195,7 +2723,15 @@
           </w:tcPr>
           <w:p>
             <w:r>
-              <w:t>2016 (plus de 100 breaches)</w:t>
+              <w:t xml:space="preserve">2016 (plus de 100 </w:t>
+            </w:r>
+            <w:proofErr w:type="spellStart"/>
+            <w:r>
+              <w:t>breaches</w:t>
+            </w:r>
+            <w:proofErr w:type="spellEnd"/>
+            <w:r>
+              <w:t>)</w:t>
             </w:r>
           </w:p>
         </w:tc>
@@ -2233,7 +2769,7 @@
                     </pic:cNvPicPr>
                   </pic:nvPicPr>
                   <pic:blipFill>
-                    <a:blip r:embed="rId15"/>
+                    <a:blip r:embed="rId16"/>
                     <a:srcRect/>
                     <a:stretch>
                       <a:fillRect/>
@@ -2260,7 +2796,19 @@
         <w:spacing w:after="180"/>
       </w:pPr>
       <w:r>
-        <w:t>Le total cumulé de comptes compromis (≈17,7 milliards) dépasse la population mondiale, ce qui s'explique par le fait qu'une même personne peut apparaître dans plusieurs breaches distincts si elle a réutilisé les mêmes identifiants sur plusieurs services. Ce point a volontairement été assumé comme une limite de lecture des données, plutôt que dissimulé.</w:t>
+        <w:t xml:space="preserve">Le total cumulé de comptes compromis (≈17,7 milliards) dépasse la population mondiale, ce qui s'explique par le fait qu'une même personne peut apparaître dans plusieurs </w:t>
+      </w:r>
+      <w:proofErr w:type="spellStart"/>
+      <w:r>
+        <w:t>breaches</w:t>
+      </w:r>
+      <w:proofErr w:type="spellEnd"/>
+      <w:r>
+        <w:t xml:space="preserve"> distincts si elle a réutilisé les mêmes </w:t>
+      </w:r>
+      <w:r>
+        <w:lastRenderedPageBreak/>
+        <w:t>identifiants sur plusieurs services. Ce point a volontairement été assumé comme une limite de lecture des données, plutôt que dissimulé.</w:t>
       </w:r>
     </w:p>
     <w:p>
@@ -2269,7 +2817,15 @@
         <w:spacing w:before="380" w:after="160"/>
       </w:pPr>
       <w:r>
-        <w:t>7. Le dashboard Power BI</w:t>
+        <w:t xml:space="preserve">7. Le </w:t>
+      </w:r>
+      <w:proofErr w:type="spellStart"/>
+      <w:r>
+        <w:t>dashboard</w:t>
+      </w:r>
+      <w:proofErr w:type="spellEnd"/>
+      <w:r>
+        <w:t xml:space="preserve"> Power BI</w:t>
       </w:r>
     </w:p>
     <w:p>
@@ -2277,7 +2833,15 @@
         <w:spacing w:after="180"/>
       </w:pPr>
       <w:r>
-        <w:t>Le dashboard final regroupe cinq visualisations couvrant les principaux axes d'analyse demandés : évolution temporelle, répartition par secteur, typologie des données volées, et hiérarchisation des incidents les plus massifs. Un filtre interactif par année permet d'explorer dynamiquement l'ensemble des visuels.</w:t>
+        <w:t xml:space="preserve">Le </w:t>
+      </w:r>
+      <w:proofErr w:type="spellStart"/>
+      <w:r>
+        <w:t>dashboard</w:t>
+      </w:r>
+      <w:proofErr w:type="spellEnd"/>
+      <w:r>
+        <w:t xml:space="preserve"> final regroupe cinq visualisations couvrant les principaux axes d'analyse demandés : évolution temporelle, répartition par secteur, typologie des données volées, et hiérarchisation des incidents les plus massifs. Un filtre interactif par année permet d'explorer dynamiquement l'ensemble des visuels.</w:t>
       </w:r>
     </w:p>
     <w:p>
@@ -2289,7 +2853,6 @@
         <w:rPr>
           <w:noProof/>
         </w:rPr>
-        <w:lastRenderedPageBreak/>
         <w:drawing>
           <wp:inline distT="0" distB="0" distL="0" distR="0" wp14:anchorId="5CB16DB3" wp14:editId="1DCA52C2">
             <wp:extent cx="5286375" cy="2352675"/>
@@ -2308,7 +2871,7 @@
                     </pic:cNvPicPr>
                   </pic:nvPicPr>
                   <pic:blipFill>
-                    <a:blip r:embed="rId16"/>
+                    <a:blip r:embed="rId17"/>
                     <a:srcRect/>
                     <a:stretch>
                       <a:fillRect/>
@@ -2451,7 +3014,15 @@
           </w:tcPr>
           <w:p>
             <w:r>
-              <w:t>Classification manuelle progressive par dictionnaire de correspondance domaine/secteur, en priorisant les breaches à fort volume</w:t>
+              <w:t xml:space="preserve">Classification manuelle progressive par dictionnaire de correspondance domaine/secteur, en priorisant les </w:t>
+            </w:r>
+            <w:proofErr w:type="spellStart"/>
+            <w:r>
+              <w:t>breaches</w:t>
+            </w:r>
+            <w:proofErr w:type="spellEnd"/>
+            <w:r>
+              <w:t xml:space="preserve"> à fort volume</w:t>
             </w:r>
           </w:p>
         </w:tc>
@@ -2474,7 +3045,23 @@
                 <w:b/>
                 <w:bCs/>
               </w:rPr>
-              <w:t>Nombreux breaches sans domaine identifiable (compilations)</w:t>
+              <w:t xml:space="preserve">Nombreux </w:t>
+            </w:r>
+            <w:proofErr w:type="spellStart"/>
+            <w:r>
+              <w:rPr>
+                <w:b/>
+                <w:bCs/>
+              </w:rPr>
+              <w:t>breaches</w:t>
+            </w:r>
+            <w:proofErr w:type="spellEnd"/>
+            <w:r>
+              <w:rPr>
+                <w:b/>
+                <w:bCs/>
+              </w:rPr>
+              <w:t xml:space="preserve"> sans domaine identifiable (compilations)</w:t>
             </w:r>
           </w:p>
         </w:tc>
@@ -2552,7 +3139,23 @@
                 <w:b/>
                 <w:bCs/>
               </w:rPr>
-              <w:t>Instabilité ponctuelle des conteneurs Docker (panne du moteur Docker Desktop, erreurs « read-only file system »)</w:t>
+              <w:t xml:space="preserve">Instabilité ponctuelle des conteneurs Docker (panne du moteur Docker Desktop, erreurs « </w:t>
+            </w:r>
+            <w:proofErr w:type="spellStart"/>
+            <w:r>
+              <w:rPr>
+                <w:b/>
+                <w:bCs/>
+              </w:rPr>
+              <w:t>read-only</w:t>
+            </w:r>
+            <w:proofErr w:type="spellEnd"/>
+            <w:r>
+              <w:rPr>
+                <w:b/>
+                <w:bCs/>
+              </w:rPr>
+              <w:t xml:space="preserve"> file system »)</w:t>
             </w:r>
           </w:p>
         </w:tc>
@@ -2646,7 +3249,20 @@
           </w:tcPr>
           <w:p>
             <w:r>
-              <w:t>Vérification systématique de l'historique Git avant chaque commit, exclusion stricte via .gitignore avant toute publication</w:t>
+              <w:t xml:space="preserve">Vérification systématique de l'historique Git avant chaque commit, exclusion stricte </w:t>
+            </w:r>
+            <w:proofErr w:type="gramStart"/>
+            <w:r>
+              <w:t>via .</w:t>
+            </w:r>
+            <w:proofErr w:type="spellStart"/>
+            <w:r>
+              <w:t>gitignore</w:t>
+            </w:r>
+            <w:proofErr w:type="spellEnd"/>
+            <w:proofErr w:type="gramEnd"/>
+            <w:r>
+              <w:t xml:space="preserve"> avant toute publication</w:t>
             </w:r>
           </w:p>
         </w:tc>
@@ -2658,6 +3274,7 @@
         <w:spacing w:before="380" w:after="160"/>
       </w:pPr>
       <w:r>
+        <w:lastRenderedPageBreak/>
         <w:t>9. Limites et esprit critique</w:t>
       </w:r>
     </w:p>
@@ -2684,7 +3301,31 @@
         <w:spacing w:after="90"/>
       </w:pPr>
       <w:r>
-        <w:t>Les breaches de type « compilation » (stealer logs, combolists) n'ont pas de site source unique et ne peuvent, par nature, être rattachés à un secteur</w:t>
+        <w:t xml:space="preserve">Les </w:t>
+      </w:r>
+      <w:proofErr w:type="spellStart"/>
+      <w:r>
+        <w:t>breaches</w:t>
+      </w:r>
+      <w:proofErr w:type="spellEnd"/>
+      <w:r>
+        <w:t xml:space="preserve"> de type « compilation » (</w:t>
+      </w:r>
+      <w:proofErr w:type="spellStart"/>
+      <w:r>
+        <w:t>stealer</w:t>
+      </w:r>
+      <w:proofErr w:type="spellEnd"/>
+      <w:r>
+        <w:t xml:space="preserve"> logs, </w:t>
+      </w:r>
+      <w:proofErr w:type="spellStart"/>
+      <w:r>
+        <w:t>combolists</w:t>
+      </w:r>
+      <w:proofErr w:type="spellEnd"/>
+      <w:r>
+        <w:t>) n'ont pas de site source unique et ne peuvent, par nature, être rattachés à un secteur</w:t>
       </w:r>
     </w:p>
     <w:p>
@@ -2697,8 +3338,13 @@
         <w:spacing w:after="90"/>
       </w:pPr>
       <w:r>
-        <w:t>Le total cumulé de comptes compromis ne correspond pas à un nombre de personnes uniques, une même personne pouvant apparaître dans plusieurs breaches</w:t>
-      </w:r>
+        <w:t xml:space="preserve">Le total cumulé de comptes compromis ne correspond pas à un nombre de personnes uniques, une même personne pouvant apparaître dans plusieurs </w:t>
+      </w:r>
+      <w:proofErr w:type="spellStart"/>
+      <w:r>
+        <w:t>breaches</w:t>
+      </w:r>
+      <w:proofErr w:type="spellEnd"/>
     </w:p>
     <w:p>
       <w:pPr>
@@ -2710,7 +3356,6 @@
         <w:spacing w:after="90"/>
       </w:pPr>
       <w:r>
-        <w:lastRenderedPageBreak/>
         <w:t>Les données de l'année 2026 sont incomplètes au moment de l'analyse, l'année n'étant pas terminée, et ne sont donc pas directement comparables aux années précédentes</w:t>
       </w:r>
     </w:p>
@@ -2824,8 +3469,19 @@
                 <w:b/>
                 <w:bCs/>
               </w:rPr>
-              <w:t>Dépôt GitHub public avec README, schéma d'architecture et docker-compose.yaml</w:t>
-            </w:r>
+              <w:t>Dépôt GitHub public avec README, schéma d'architecture et docker-</w:t>
+            </w:r>
+            <w:proofErr w:type="spellStart"/>
+            <w:proofErr w:type="gramStart"/>
+            <w:r>
+              <w:rPr>
+                <w:b/>
+                <w:bCs/>
+              </w:rPr>
+              <w:t>compose.yaml</w:t>
+            </w:r>
+            <w:proofErr w:type="spellEnd"/>
+            <w:proofErr w:type="gramEnd"/>
           </w:p>
         </w:tc>
         <w:tc>
@@ -2902,7 +3558,23 @@
                 <w:b/>
                 <w:bCs/>
               </w:rPr>
-              <w:t>DAG Airflow fonctionnel avec au moins 3 tâches</w:t>
+              <w:t xml:space="preserve">DAG </w:t>
+            </w:r>
+            <w:proofErr w:type="spellStart"/>
+            <w:r>
+              <w:rPr>
+                <w:b/>
+                <w:bCs/>
+              </w:rPr>
+              <w:t>Airflow</w:t>
+            </w:r>
+            <w:proofErr w:type="spellEnd"/>
+            <w:r>
+              <w:rPr>
+                <w:b/>
+                <w:bCs/>
+              </w:rPr>
+              <w:t xml:space="preserve"> fonctionnel avec au moins 3 tâches</w:t>
             </w:r>
           </w:p>
         </w:tc>
@@ -2936,12 +3608,21 @@
             </w:tcMar>
           </w:tcPr>
           <w:p>
-            <w:r>
-              <w:rPr>
-                <w:b/>
-                <w:bCs/>
-              </w:rPr>
-              <w:t>Bucket S3 avec données organisées par date d'ingestion</w:t>
+            <w:proofErr w:type="spellStart"/>
+            <w:r>
+              <w:rPr>
+                <w:b/>
+                <w:bCs/>
+              </w:rPr>
+              <w:t>Bucket</w:t>
+            </w:r>
+            <w:proofErr w:type="spellEnd"/>
+            <w:r>
+              <w:rPr>
+                <w:b/>
+                <w:bCs/>
+              </w:rPr>
+              <w:t xml:space="preserve"> S3 avec données organisées par date d'ingestion</w:t>
             </w:r>
           </w:p>
         </w:tc>
@@ -3102,7 +3783,15 @@
         <w:spacing w:after="90"/>
       </w:pPr>
       <w:r>
-        <w:t>Historiser et consolider plusieurs jours d'exécution sur S3, par exemple via DuckDB, pour des analyses de tendance plus fines</w:t>
+        <w:t xml:space="preserve">Historiser et consolider plusieurs jours d'exécution sur S3, par exemple via </w:t>
+      </w:r>
+      <w:proofErr w:type="spellStart"/>
+      <w:r>
+        <w:t>DuckDB</w:t>
+      </w:r>
+      <w:proofErr w:type="spellEnd"/>
+      <w:r>
+        <w:t>, pour des analyses de tendance plus fines</w:t>
       </w:r>
     </w:p>
     <w:p>
